--- a/docs/reference.docx
+++ b/docs/reference.docx
@@ -12057,7 +12057,7 @@
       <w:keepNext/>
       <w:keepLines/>
       <w:spacing w:after="80" w:before="360"/>
-      <w:jc w:val="left"/>
+      <w:jc w:val="center"/>
       <w:outlineLvl w:val="0"/>
     </w:pPr>
     <w:rPr>
@@ -12466,10 +12466,23 @@
   </w:style>
   <w:style w:customStyle="1" w:styleId="TableCaption" w:type="paragraph">
     <w:name w:val="Table Caption"/>
-    <w:basedOn w:val="Caption"/>
+    <w:basedOn w:val="Normal"/>
+    <w:qFormat/>
     <w:pPr>
       <w:keepNext/>
+      <w:keepLines/>
+      <w:spacing w:before="240" w:after="80" w:line="240" w:lineRule="auto"/>
+      <w:jc w:val="center"/>
     </w:pPr>
+    <w:rPr>
+      <w:rFonts w:ascii="Times New Roman" w:cs="Times New Roman" w:eastAsia="Times New Roman" w:hAnsi="Times New Roman"/>
+      <w:b/>
+      <w:bCs/>
+      <w:i w:val="0"/>
+      <w:iCs w:val="0"/>
+      <w:sz w:val="24"/>
+      <w:szCs w:val="24"/>
+    </w:rPr>
   </w:style>
   <w:style w:customStyle="1" w:styleId="ImageCaption" w:type="paragraph">
     <w:name w:val="Image Caption"/>
@@ -12495,8 +12508,8 @@
     <w:name w:val="Verbatim Char"/>
     <w:basedOn w:val="BodyTextChar"/>
     <w:rPr>
-      <w:rFonts w:ascii="Consolas" w:hAnsi="Consolas"/>
-      <w:sz w:val="16"/>
+      <w:rFonts w:ascii="Times New Roman" w:cs="Times New Roman" w:eastAsia="Times New Roman" w:hAnsi="Times New Roman"/>
+      <w:sz w:val="24"/>
     </w:rPr>
   </w:style>
   <w:style w:customStyle="1" w:styleId="SectionNumber" w:type="character">
@@ -12539,6 +12552,7 @@
     <w:name w:val="FigureCenter"/>
     <w:basedOn w:val="Normal"/>
     <w:pPr>
+      <w:keepNext/>
       <w:spacing w:after="160" w:before="160" w:line="240" w:lineRule="auto"/>
       <w:jc w:val="center"/>
     </w:pPr>
@@ -12804,6 +12818,23 @@
     <w:name w:val="NormalTok"/>
     <w:basedOn w:val="VerbatimChar"/>
     <w:rPr/>
+  </w:style>
+  <w:style w:customStyle="1" w:styleId="FigureCaption" w:type="paragraph">
+    <w:name w:val="Figure Caption"/>
+    <w:basedOn w:val="Normal"/>
+    <w:qFormat/>
+    <w:pPr>
+      <w:keepLines/>
+      <w:spacing w:before="80" w:after="240" w:line="240" w:lineRule="auto"/>
+      <w:jc w:val="center"/>
+    </w:pPr>
+    <w:rPr>
+      <w:rFonts w:ascii="Times New Roman" w:cs="Times New Roman" w:eastAsia="Times New Roman" w:hAnsi="Times New Roman"/>
+      <w:b/>
+      <w:bCs/>
+      <w:sz w:val="24"/>
+      <w:szCs w:val="24"/>
+    </w:rPr>
   </w:style>
 </w:styles>
 </file>
